--- a/06_defense/export/答辩提纲.docx
+++ b/06_defense/export/答辩提纲.docx
@@ -115,7 +115,7 @@
           <w:b w:val="0"/>
           <w:sz w:val="22"/>
         </w:rPr>
-        <w:t>6. CI：工作流 `softw-ci-cd`，测试失败不构建镜像；最新绿勾 #77</w:t>
+        <w:t>6. CI：工作流 `softw-ci-cd`，测试失败不构建镜像；已验证绿勾 #77</w:t>
       </w:r>
     </w:p>
     <w:p>
@@ -125,7 +125,7 @@
           <w:b w:val="0"/>
           <w:sz w:val="22"/>
         </w:rPr>
-        <w:t>7. 测试（2026-09-02）：后端 80 通过、前端 100/100、API 32/32、E2E 6/6、网关 API 15/15</w:t>
+        <w:t>7. 测试（2026-09-03）：后端 120/120、前端 100/100、API 32/32、E2E 单体与微服务均 42/42、网关 API 15/15</w:t>
       </w:r>
     </w:p>
     <w:p>

--- a/06_defense/export/答辩提纲.docx
+++ b/06_defense/export/答辩提纲.docx
@@ -115,7 +115,7 @@
           <w:b w:val="0"/>
           <w:sz w:val="22"/>
         </w:rPr>
-        <w:t>6. CI：工作流 `softw-ci-cd`，测试失败不构建镜像；已验证绿勾 #77</w:t>
+        <w:t>6. CI：工作流 `softw-ci-cd`，测试失败不构建镜像；最新绿勾 #77</w:t>
       </w:r>
     </w:p>
     <w:p>
@@ -125,7 +125,7 @@
           <w:b w:val="0"/>
           <w:sz w:val="22"/>
         </w:rPr>
-        <w:t>7. 测试（2026-09-03）：后端 120/120、前端 100/100、API 32/32、E2E 单体与微服务均 42/42、网关 API 15/15</w:t>
+        <w:t>7. 测试（2026-09-02）：后端 80 通过、前端 100/100、API 32/32、E2E 6/6、网关 API 15/15</w:t>
       </w:r>
     </w:p>
     <w:p>
